--- a/skills/job-fit-assistant/assets/resume-templates/technical-project.docx
+++ b/skills/job-fit-assistant/assets/resume-templates/technical-project.docx
@@ -6,18 +6,10 @@
       <w:pPr>
         <w:keepNext w:val="0"/>
         <w:tabs>
-          <w:tab w:pos="9071" w:val="right"/>
+          <w:tab w:pos="10091" w:val="right"/>
         </w:tabs>
         <w:spacing w:before="0" w:after="40" w:line="240" w:lineRule="auto"/>
       </w:pPr>
-      <w:r>
-        <w:rPr>
-          <w:rFonts w:ascii="Arial" w:hAnsi="Arial" w:eastAsia="Microsoft YaHei"/>
-          <w:b w:val="0"/>
-          <w:color w:val="20242A"/>
-          <w:sz w:val="20"/>
-        </w:rPr>
-      </w:r>
       <w:r>
         <w:rPr>
           <w:rFonts w:ascii="Arial" w:hAnsi="Arial" w:eastAsia="Microsoft YaHei"/>
@@ -32,7 +24,7 @@
           <w:rFonts w:ascii="Arial" w:hAnsi="Arial" w:eastAsia="Microsoft YaHei"/>
           <w:b/>
           <w:color w:val="087F8C"/>
-          <w:sz w:val="14"/>
+          <w:sz w:val="18"/>
         </w:rPr>
         <w:tab/>
         <w:t>产品运营</w:t>
@@ -58,9 +50,6 @@
     <w:p>
       <w:pPr>
         <w:keepNext/>
-        <w:tabs>
-          <w:tab w:pos="9071" w:val="right"/>
-        </w:tabs>
         <w:spacing w:before="120" w:after="60" w:line="240" w:lineRule="auto"/>
         <w:pBdr>
           <w:bottom w:val="single" w:sz="4" w:space="4" w:color="D7E9E7"/>
@@ -79,7 +68,7 @@
     <w:p>
       <w:pPr>
         <w:keepNext w:val="0"/>
-        <w:spacing w:before="0" w:after="30" w:line="274" w:lineRule="auto"/>
+        <w:spacing w:before="0" w:after="50" w:line="274" w:lineRule="auto"/>
       </w:pPr>
       <w:r>
         <w:rPr>
@@ -94,9 +83,6 @@
     <w:p>
       <w:pPr>
         <w:keepNext/>
-        <w:tabs>
-          <w:tab w:pos="9071" w:val="right"/>
-        </w:tabs>
         <w:spacing w:before="120" w:after="60" w:line="240" w:lineRule="auto"/>
         <w:pBdr>
           <w:bottom w:val="single" w:sz="4" w:space="4" w:color="D7E9E7"/>
@@ -115,16 +101,8 @@
     <w:p>
       <w:pPr>
         <w:keepNext w:val="0"/>
-        <w:spacing w:before="0" w:after="20" w:line="240" w:lineRule="auto"/>
+        <w:spacing w:before="0" w:after="24" w:line="259" w:lineRule="auto"/>
       </w:pPr>
-      <w:r>
-        <w:rPr>
-          <w:rFonts w:ascii="Arial" w:hAnsi="Arial" w:eastAsia="Microsoft YaHei"/>
-          <w:b w:val="0"/>
-          <w:color w:val="20242A"/>
-          <w:sz w:val="19"/>
-        </w:rPr>
-      </w:r>
       <w:r>
         <w:rPr>
           <w:rFonts w:ascii="Arial" w:hAnsi="Arial" w:eastAsia="Microsoft YaHei"/>
@@ -147,16 +125,8 @@
     <w:p>
       <w:pPr>
         <w:keepNext w:val="0"/>
-        <w:spacing w:before="0" w:after="20" w:line="240" w:lineRule="auto"/>
+        <w:spacing w:before="0" w:after="24" w:line="259" w:lineRule="auto"/>
       </w:pPr>
-      <w:r>
-        <w:rPr>
-          <w:rFonts w:ascii="Arial" w:hAnsi="Arial" w:eastAsia="Microsoft YaHei"/>
-          <w:b w:val="0"/>
-          <w:color w:val="20242A"/>
-          <w:sz w:val="19"/>
-        </w:rPr>
-      </w:r>
       <w:r>
         <w:rPr>
           <w:rFonts w:ascii="Arial" w:hAnsi="Arial" w:eastAsia="Microsoft YaHei"/>
@@ -179,16 +149,8 @@
     <w:p>
       <w:pPr>
         <w:keepNext w:val="0"/>
-        <w:spacing w:before="0" w:after="20" w:line="240" w:lineRule="auto"/>
+        <w:spacing w:before="0" w:after="24" w:line="259" w:lineRule="auto"/>
       </w:pPr>
-      <w:r>
-        <w:rPr>
-          <w:rFonts w:ascii="Arial" w:hAnsi="Arial" w:eastAsia="Microsoft YaHei"/>
-          <w:b w:val="0"/>
-          <w:color w:val="20242A"/>
-          <w:sz w:val="19"/>
-        </w:rPr>
-      </w:r>
       <w:r>
         <w:rPr>
           <w:rFonts w:ascii="Arial" w:hAnsi="Arial" w:eastAsia="Microsoft YaHei"/>
@@ -211,9 +173,6 @@
     <w:p>
       <w:pPr>
         <w:keepNext/>
-        <w:tabs>
-          <w:tab w:pos="9071" w:val="right"/>
-        </w:tabs>
         <w:spacing w:before="120" w:after="60" w:line="240" w:lineRule="auto"/>
         <w:pBdr>
           <w:bottom w:val="single" w:sz="4" w:space="4" w:color="D7E9E7"/>
@@ -233,7 +192,7 @@
       <w:pPr>
         <w:keepNext/>
         <w:tabs>
-          <w:tab w:pos="9184" w:val="right"/>
+          <w:tab w:pos="10091" w:val="right"/>
         </w:tabs>
         <w:spacing w:before="50" w:after="4" w:line="240" w:lineRule="auto"/>
       </w:pPr>
@@ -268,6 +227,7 @@
     </w:p>
     <w:p>
       <w:pPr>
+        <w:keepNext w:val="0"/>
         <w:spacing w:before="0" w:after="26" w:line="264" w:lineRule="auto"/>
         <w:ind w:left="255" w:hanging="204"/>
       </w:pPr>
@@ -292,6 +252,7 @@
     </w:p>
     <w:p>
       <w:pPr>
+        <w:keepNext w:val="0"/>
         <w:spacing w:before="0" w:after="26" w:line="264" w:lineRule="auto"/>
         <w:ind w:left="255" w:hanging="204"/>
       </w:pPr>
@@ -317,9 +278,6 @@
     <w:p>
       <w:pPr>
         <w:keepNext/>
-        <w:tabs>
-          <w:tab w:pos="9071" w:val="right"/>
-        </w:tabs>
         <w:spacing w:before="120" w:after="60" w:line="240" w:lineRule="auto"/>
         <w:pBdr>
           <w:bottom w:val="single" w:sz="4" w:space="4" w:color="D7E9E7"/>
@@ -339,7 +297,7 @@
       <w:pPr>
         <w:keepNext/>
         <w:tabs>
-          <w:tab w:pos="9184" w:val="right"/>
+          <w:tab w:pos="10091" w:val="right"/>
         </w:tabs>
         <w:spacing w:before="50" w:after="4" w:line="240" w:lineRule="auto"/>
       </w:pPr>
@@ -374,6 +332,7 @@
     </w:p>
     <w:p>
       <w:pPr>
+        <w:keepNext w:val="0"/>
         <w:spacing w:before="0" w:after="26" w:line="264" w:lineRule="auto"/>
         <w:ind w:left="255" w:hanging="204"/>
       </w:pPr>
@@ -398,6 +357,7 @@
     </w:p>
     <w:p>
       <w:pPr>
+        <w:keepNext w:val="0"/>
         <w:spacing w:before="0" w:after="26" w:line="264" w:lineRule="auto"/>
         <w:ind w:left="255" w:hanging="204"/>
       </w:pPr>
@@ -422,6 +382,7 @@
     </w:p>
     <w:p>
       <w:pPr>
+        <w:keepNext w:val="0"/>
         <w:spacing w:before="0" w:after="26" w:line="264" w:lineRule="auto"/>
         <w:ind w:left="255" w:hanging="204"/>
       </w:pPr>
@@ -448,7 +409,7 @@
       <w:pPr>
         <w:keepNext/>
         <w:tabs>
-          <w:tab w:pos="9184" w:val="right"/>
+          <w:tab w:pos="10091" w:val="right"/>
         </w:tabs>
         <w:spacing w:before="50" w:after="4" w:line="240" w:lineRule="auto"/>
       </w:pPr>
@@ -483,6 +444,7 @@
     </w:p>
     <w:p>
       <w:pPr>
+        <w:keepNext w:val="0"/>
         <w:spacing w:before="0" w:after="26" w:line="264" w:lineRule="auto"/>
         <w:ind w:left="255" w:hanging="204"/>
       </w:pPr>
@@ -507,6 +469,7 @@
     </w:p>
     <w:p>
       <w:pPr>
+        <w:keepNext w:val="0"/>
         <w:spacing w:before="0" w:after="26" w:line="264" w:lineRule="auto"/>
         <w:ind w:left="255" w:hanging="204"/>
       </w:pPr>
@@ -532,9 +495,6 @@
     <w:p>
       <w:pPr>
         <w:keepNext/>
-        <w:tabs>
-          <w:tab w:pos="9071" w:val="right"/>
-        </w:tabs>
         <w:spacing w:before="120" w:after="60" w:line="240" w:lineRule="auto"/>
         <w:pBdr>
           <w:bottom w:val="single" w:sz="4" w:space="4" w:color="D7E9E7"/>
@@ -554,7 +514,7 @@
       <w:pPr>
         <w:keepNext/>
         <w:tabs>
-          <w:tab w:pos="9184" w:val="right"/>
+          <w:tab w:pos="10091" w:val="right"/>
         </w:tabs>
         <w:spacing w:before="50" w:after="4" w:line="240" w:lineRule="auto"/>
       </w:pPr>
@@ -962,7 +922,7 @@
     <w:rsid w:val="00FC693F"/>
     <w:rPr>
       <w:rFonts w:ascii="Arial" w:hAnsi="Arial" w:eastAsia="Microsoft YaHei"/>
-      <w:sz w:val="20"/>
+      <w:sz w:val="19"/>
     </w:rPr>
   </w:style>
   <w:style w:type="paragraph" w:styleId="Header">
